--- a/ボランティアカフェ_実施要項.docx
+++ b/ボランティアカフェ_実施要項.docx
@@ -186,39 +186,55 @@
                 <w:sz w:val="21"/>
                 <w:szCs w:val="21"/>
               </w:rPr>
-              <w:t xml:space="preserve">　近年、全国各地で豪雨や地震などの災害が頻発しており、大規模災害の発生時には、公的支援が行き届くまでの間、地域住民同士の協力が欠かせません。しかしながら、災害時に助け合える関係は、災害が起きてから短期間で築けるものではなく、平時からの顔の見える関係の積み重ねによって、はじめて機能します。</w:t>
-            </w:r>
-          </w:p>
-          <w:p>
-            <w:pPr>
-              <w:spacing w:after="0" w:before="0" w:line="300"/>
-            </w:pPr>
-            <w:r>
-              <w:rPr>
-                <w:rFonts w:ascii="游明朝" w:cs="游明朝" w:eastAsia="游明朝" w:hAnsi="游明朝"/>
-                <w:b w:val="false"/>
-                <w:bCs w:val="false"/>
-                <w:color w:val="000000"/>
-                <w:sz w:val="21"/>
-                <w:szCs w:val="21"/>
-              </w:rPr>
-              <w:t xml:space="preserve">　また、災害時に支援が必要となるのは、高齢の方、障がいのある方、ひとり暮らしの方など、日ごろから地域とのつながりが細くなりやすい方々です。誰がどこに住み、どのような手助けを必要としているのかを、近所同士が平時から知っていることが、いざというときの支えになります。</w:t>
-            </w:r>
-          </w:p>
-          <w:p>
-            <w:pPr>
-              <w:spacing w:after="0" w:before="0" w:line="300"/>
-            </w:pPr>
-            <w:r>
-              <w:rPr>
-                <w:rFonts w:ascii="游明朝" w:cs="游明朝" w:eastAsia="游明朝" w:hAnsi="游明朝"/>
-                <w:b w:val="false"/>
-                <w:bCs w:val="false"/>
-                <w:color w:val="000000"/>
-                <w:sz w:val="21"/>
-                <w:szCs w:val="21"/>
-              </w:rPr>
-              <w:t xml:space="preserve">　本事業は、災害ボランティアセンターの運営体験や段ボールベッドの組み立て体験をとおして、災害時の支え合いの仕組みを学ぶとともに、町内で活動しているボランティアを知り、住民同士が平時から顔見知りとなる機会を設けることにより、災害に強く、誰も孤立しない地域づくりを進めることを目的に開催します。</w:t>
+              <w:t xml:space="preserve">　近年、全国各地で豪雨や地震などの自然災害が頻発し、大きな被害が発生しています。大規模災害が発生した際には、公的支援が行き届くまでの間、地域住民同士が支え合うことが重要となります。また、被災者のニーズとボランティアをつなぎ、被災地域の復旧・復興を支援する災害ボランティアセンターについて、平時から住民に広く知っていただくことも重要です。</w:t>
+            </w:r>
+          </w:p>
+          <w:p>
+            <w:pPr>
+              <w:spacing w:after="0" w:before="0" w:line="300"/>
+            </w:pPr>
+            <w:r>
+              <w:rPr>
+                <w:rFonts w:ascii="游明朝" w:cs="游明朝" w:eastAsia="游明朝" w:hAnsi="游明朝"/>
+                <w:b w:val="false"/>
+                <w:bCs w:val="false"/>
+                <w:color w:val="000000"/>
+                <w:sz w:val="21"/>
+                <w:szCs w:val="21"/>
+              </w:rPr>
+              <w:t xml:space="preserve">　大郷町では、災害発生時に社会福祉協議会が災害ボランティアセンターを運営することとなっており、災害時の支援と地域の支え合いをつなぐ重要な役割を担っています。一方、少子高齢化の進行により、災害時に支援の担い手となる地域住民の減少も懸念されています。そのため、平時から住民一人ひとりが防災・減災や災害ボランティアについて学び、災害を自分自身のこととして捉え、関心や意識を高めておくことが必要です。</w:t>
+            </w:r>
+          </w:p>
+          <w:p>
+            <w:pPr>
+              <w:spacing w:after="0" w:before="0" w:line="300"/>
+            </w:pPr>
+            <w:r>
+              <w:rPr>
+                <w:rFonts w:ascii="游明朝" w:cs="游明朝" w:eastAsia="游明朝" w:hAnsi="游明朝"/>
+                <w:b w:val="false"/>
+                <w:bCs w:val="false"/>
+                <w:color w:val="000000"/>
+                <w:sz w:val="21"/>
+                <w:szCs w:val="21"/>
+              </w:rPr>
+              <w:t xml:space="preserve">　本事業では、災害ボランティアセンターの運営体験や段ボールベッドの組み立て体験などを通して、災害時の支援や地域で支え合う仕組みについて学びます。また、参加者同士の交流を通して、平時から顔の見える関係を築く機会を設けます。</w:t>
+            </w:r>
+          </w:p>
+          <w:p>
+            <w:pPr>
+              <w:spacing w:after="0" w:before="0" w:line="300"/>
+            </w:pPr>
+            <w:r>
+              <w:rPr>
+                <w:rFonts w:ascii="游明朝" w:cs="游明朝" w:eastAsia="游明朝" w:hAnsi="游明朝"/>
+                <w:b w:val="false"/>
+                <w:bCs w:val="false"/>
+                <w:color w:val="000000"/>
+                <w:sz w:val="21"/>
+                <w:szCs w:val="21"/>
+              </w:rPr>
+              <w:t xml:space="preserve">　これらの取り組みにより、地域住民の防災・減災及び災害ボランティアに関する知識と意識を高めるとともに、災害発生時の被害軽減と、住民同士が互いに支え合う地域づくりにつなげることを目的として実施します。</w:t>
             </w:r>
           </w:p>
         </w:tc>
